--- a/skills/Arthur-Viegas-CV.docx
+++ b/skills/Arthur-Viegas-CV.docx
@@ -42,8 +42,8 @@
         <w:rPr>
           <w:rFonts w:ascii="Calibri" w:cs="Calibri" w:eastAsia="Calibri" w:hAnsi="Calibri"/>
           <w:color w:val="4A4A55"/>
-          <w:sz w:val="18"/>
-          <w:szCs w:val="18"/>
+          <w:sz w:val="17"/>
+          <w:szCs w:val="17"/>
         </w:rPr>
         <w:t xml:space="preserve">Porto Alegre, Brazil  ·  Remote (UTC-3), overlapping US &amp; EU business hours  ·  Open to contractor roles</w:t>
       </w:r>
@@ -59,27 +59,27 @@
         <w:rPr>
           <w:rFonts w:ascii="Calibri" w:cs="Calibri" w:eastAsia="Calibri" w:hAnsi="Calibri"/>
           <w:color w:val="1A1A1A"/>
-          <w:sz w:val="18"/>
-          <w:szCs w:val="18"/>
+          <w:sz w:val="17"/>
+          <w:szCs w:val="17"/>
         </w:rPr>
         <w:t xml:space="preserve">arthurpviegas@gmail.com</w:t>
       </w:r>
       <w:r>
         <w:rPr>
           <w:rFonts w:ascii="Calibri" w:cs="Calibri" w:eastAsia="Calibri" w:hAnsi="Calibri"/>
-          <w:color w:val="4A4A55"/>
-          <w:sz w:val="18"/>
-          <w:szCs w:val="18"/>
+          <w:color w:val="6B6B78"/>
+          <w:sz w:val="17"/>
+          <w:szCs w:val="17"/>
         </w:rPr>
         <w:t xml:space="preserve">   |   </w:t>
       </w:r>
-      <w:hyperlink w:history="1" r:id="rIdnyh6zof3xbzrqvsfhqpwq">
+      <w:hyperlink w:history="1" r:id="rIdeuq3khyd54lpu6kf1khub">
         <w:r>
           <w:rPr>
             <w:rFonts w:ascii="Calibri" w:cs="Calibri" w:eastAsia="Calibri" w:hAnsi="Calibri"/>
             <w:color w:val="2A4B9B"/>
-            <w:sz w:val="18"/>
-            <w:szCs w:val="18"/>
+            <w:sz w:val="17"/>
+            <w:szCs w:val="17"/>
             <w:u w:val="single"/>
           </w:rPr>
           <w:t xml:space="preserve">arthurviegasdev.netlify.app</w:t>
@@ -88,19 +88,19 @@
       <w:r>
         <w:rPr>
           <w:rFonts w:ascii="Calibri" w:cs="Calibri" w:eastAsia="Calibri" w:hAnsi="Calibri"/>
-          <w:color w:val="4A4A55"/>
-          <w:sz w:val="18"/>
-          <w:szCs w:val="18"/>
+          <w:color w:val="6B6B78"/>
+          <w:sz w:val="17"/>
+          <w:szCs w:val="17"/>
         </w:rPr>
         <w:t xml:space="preserve">   |   </w:t>
       </w:r>
-      <w:hyperlink w:history="1" r:id="rIdklnlnvhvjawxbbhjt9edp">
+      <w:hyperlink w:history="1" r:id="rIdr5j7xdi7lhls93gbcwifc">
         <w:r>
           <w:rPr>
             <w:rFonts w:ascii="Calibri" w:cs="Calibri" w:eastAsia="Calibri" w:hAnsi="Calibri"/>
             <w:color w:val="2A4B9B"/>
-            <w:sz w:val="18"/>
-            <w:szCs w:val="18"/>
+            <w:sz w:val="17"/>
+            <w:szCs w:val="17"/>
             <w:u w:val="single"/>
           </w:rPr>
           <w:t xml:space="preserve">github.com/ArthurViegas01</w:t>
@@ -109,19 +109,19 @@
       <w:r>
         <w:rPr>
           <w:rFonts w:ascii="Calibri" w:cs="Calibri" w:eastAsia="Calibri" w:hAnsi="Calibri"/>
-          <w:color w:val="4A4A55"/>
-          <w:sz w:val="18"/>
-          <w:szCs w:val="18"/>
+          <w:color w:val="6B6B78"/>
+          <w:sz w:val="17"/>
+          <w:szCs w:val="17"/>
         </w:rPr>
         <w:t xml:space="preserve">   |   </w:t>
       </w:r>
-      <w:hyperlink w:history="1" r:id="rIdd2uzgqqoe3skpqvivnj1t">
+      <w:hyperlink w:history="1" r:id="rIdpzbujalkw-zyznzbc6ojh">
         <w:r>
           <w:rPr>
             <w:rFonts w:ascii="Calibri" w:cs="Calibri" w:eastAsia="Calibri" w:hAnsi="Calibri"/>
             <w:color w:val="2A4B9B"/>
-            <w:sz w:val="18"/>
-            <w:szCs w:val="18"/>
+            <w:sz w:val="17"/>
+            <w:szCs w:val="17"/>
             <w:u w:val="single"/>
           </w:rPr>
           <w:t xml:space="preserve">linkedin.com/in/arthur-viegas-dev</w:t>
@@ -133,7 +133,7 @@
         <w:pBdr>
           <w:bottom w:val="single" w:color="5B4B8A" w:sz="8" w:space="3"/>
         </w:pBdr>
-        <w:spacing w:after="38" w:before="100"/>
+        <w:spacing w:after="46" w:before="110"/>
       </w:pPr>
       <w:r>
         <w:rPr>
@@ -150,7 +150,7 @@
     </w:p>
     <w:p>
       <w:pPr>
-        <w:spacing w:after="40" w:before="0" w:line="226" w:lineRule="auto"/>
+        <w:spacing w:after="40" w:line="226" w:lineRule="auto"/>
         <w:jc w:val="both"/>
       </w:pPr>
       <w:r>
@@ -160,7 +160,7 @@
           <w:sz w:val="18"/>
           <w:szCs w:val="18"/>
         </w:rPr>
-        <w:t xml:space="preserve">Software Engineer with 4 years of experience building production AI systems: end-to-end RAG pipelines, multi-agent orchestration with LangGraph, MCP servers, and cloud-native backends on AWS. At Dataglass, led the full Dockerization and CI/CD automation of a production healthcare-data platform — eliminating 100% of manual deploy steps and cutting environment setup from 2+ hours to under 5 minutes. Ships systems with the architecture decisions written down: eight ADRs published alongside a modular Go monolith.</w:t>
+        <w:t xml:space="preserve">Software Engineer with 4 years of experience building production AI systems: end-to-end RAG pipelines, multi-agent orchestration with LangGraph, MCP servers, and cloud-native backends on AWS. At Dataglass, led the full Dockerization and CI/CD automation of a production healthcare-data platform, eliminating 100% of manual deploy steps and cutting environment setup from 2+ hours to under 5 minutes. Ships systems with the architecture decisions written down: eight ADRs published alongside a modular Go monolith.</w:t>
       </w:r>
     </w:p>
     <w:p>
@@ -168,7 +168,7 @@
         <w:pBdr>
           <w:bottom w:val="single" w:color="5B4B8A" w:sz="8" w:space="3"/>
         </w:pBdr>
-        <w:spacing w:after="38" w:before="100"/>
+        <w:spacing w:after="46" w:before="110"/>
       </w:pPr>
       <w:r>
         <w:rPr>
@@ -183,52 +183,99 @@
         <w:t xml:space="preserve">PROFESSIONAL EXPERIENCE</w:t>
       </w:r>
     </w:p>
-    <w:p>
-      <w:pPr>
-        <w:tabs>
-          <w:tab w:val="right" w:pos="9026"/>
-        </w:tabs>
-        <w:spacing w:after="16" w:before="86"/>
-      </w:pPr>
-      <w:r>
-        <w:rPr>
-          <w:rFonts w:ascii="Calibri" w:cs="Calibri" w:eastAsia="Calibri" w:hAnsi="Calibri"/>
-          <w:b/>
-          <w:bCs/>
-          <w:color w:val="1A1A1A"/>
-          <w:sz w:val="18"/>
-          <w:szCs w:val="18"/>
-        </w:rPr>
-        <w:t xml:space="preserve">Full-Stack Developer, Dataglass</w:t>
-      </w:r>
-      <w:r>
-        <w:rPr>
-          <w:rFonts w:ascii="Calibri" w:cs="Calibri" w:eastAsia="Calibri" w:hAnsi="Calibri"/>
-          <w:color w:val="1A1A1A"/>
-          <w:sz w:val="18"/>
-          <w:szCs w:val="18"/>
-        </w:rPr>
-        <w:t xml:space="preserve">	</w:t>
-      </w:r>
-      <w:r>
-        <w:rPr>
-          <w:rFonts w:ascii="Calibri" w:cs="Calibri" w:eastAsia="Calibri" w:hAnsi="Calibri"/>
-          <w:color w:val="4A4A55"/>
-          <w:sz w:val="18"/>
-          <w:szCs w:val="18"/>
-        </w:rPr>
-        <w:t xml:space="preserve">Jan 2024 – Present</w:t>
-      </w:r>
-    </w:p>
-    <w:p>
-      <w:pPr>
-        <w:pStyle w:val="ListParagraph"/>
-        <w:numPr>
-          <w:ilvl w:val="0"/>
-          <w:numId w:val="1"/>
-        </w:numPr>
-        <w:spacing w:after="32" w:line="224" w:lineRule="auto"/>
-        <w:ind w:left="200" w:hanging="200"/>
+    <w:tbl>
+      <w:tblPr>
+        <w:tblW w:type="dxa" w:w="10840"/>
+        <w:tblBorders>
+          <w:top w:val="none"/>
+          <w:left w:val="none"/>
+          <w:bottom w:val="none"/>
+          <w:right w:val="none"/>
+          <w:insideH w:val="single" w:color="auto" w:sz="4"/>
+          <w:insideV w:val="single" w:color="auto" w:sz="4"/>
+        </w:tblBorders>
+      </w:tblPr>
+      <w:tblGrid>
+        <w:gridCol w:w="8640"/>
+        <w:gridCol w:w="2200"/>
+      </w:tblGrid>
+      <w:tr>
+        <w:tc>
+          <w:tcPr>
+            <w:tcW w:type="dxa" w:w="8640"/>
+            <w:tcBorders>
+              <w:top w:val="none"/>
+              <w:left w:val="none"/>
+              <w:bottom w:val="none"/>
+              <w:right w:val="none"/>
+            </w:tcBorders>
+            <w:tcMar>
+              <w:top w:type="dxa" w:w="40"/>
+              <w:left w:type="dxa" w:w="0"/>
+              <w:bottom w:type="dxa" w:w="0"/>
+              <w:right w:type="dxa" w:w="0"/>
+            </w:tcMar>
+          </w:tcPr>
+          <w:p>
+            <w:pPr>
+              <w:spacing w:after="0" w:before="0"/>
+            </w:pPr>
+            <w:r>
+              <w:rPr>
+                <w:rFonts w:ascii="Calibri" w:cs="Calibri" w:eastAsia="Calibri" w:hAnsi="Calibri"/>
+                <w:b/>
+                <w:bCs/>
+                <w:color w:val="1A1A1A"/>
+                <w:sz w:val="18"/>
+                <w:szCs w:val="18"/>
+              </w:rPr>
+              <w:t xml:space="preserve">Full-Stack Developer, Dataglass</w:t>
+            </w:r>
+          </w:p>
+        </w:tc>
+        <w:tc>
+          <w:tcPr>
+            <w:tcW w:type="dxa" w:w="2200"/>
+            <w:tcBorders>
+              <w:top w:val="none"/>
+              <w:left w:val="none"/>
+              <w:bottom w:val="none"/>
+              <w:right w:val="none"/>
+            </w:tcBorders>
+            <w:tcMar>
+              <w:top w:type="dxa" w:w="40"/>
+              <w:left w:type="dxa" w:w="0"/>
+              <w:bottom w:type="dxa" w:w="0"/>
+              <w:right w:type="dxa" w:w="0"/>
+            </w:tcMar>
+          </w:tcPr>
+          <w:p>
+            <w:pPr>
+              <w:spacing w:after="0" w:before="0"/>
+              <w:jc w:val="right"/>
+            </w:pPr>
+            <w:r>
+              <w:rPr>
+                <w:rFonts w:ascii="Calibri" w:cs="Calibri" w:eastAsia="Calibri" w:hAnsi="Calibri"/>
+                <w:color w:val="4A4A55"/>
+                <w:sz w:val="17"/>
+                <w:szCs w:val="17"/>
+              </w:rPr>
+              <w:t xml:space="preserve">Jan 2024 - Present</w:t>
+            </w:r>
+          </w:p>
+        </w:tc>
+      </w:tr>
+    </w:tbl>
+    <w:p>
+      <w:pPr>
+        <w:pStyle w:val="ListParagraph"/>
+        <w:numPr>
+          <w:ilvl w:val="0"/>
+          <w:numId w:val="1"/>
+        </w:numPr>
+        <w:spacing w:after="30" w:line="224" w:lineRule="auto"/>
+        <w:ind w:left="210" w:hanging="210"/>
       </w:pPr>
       <w:r>
         <w:rPr>
@@ -258,8 +305,8 @@
           <w:ilvl w:val="0"/>
           <w:numId w:val="1"/>
         </w:numPr>
-        <w:spacing w:after="32" w:line="224" w:lineRule="auto"/>
-        <w:ind w:left="200" w:hanging="200"/>
+        <w:spacing w:after="30" w:line="224" w:lineRule="auto"/>
+        <w:ind w:left="210" w:hanging="210"/>
       </w:pPr>
       <w:r>
         <w:rPr>
@@ -289,8 +336,8 @@
           <w:ilvl w:val="0"/>
           <w:numId w:val="1"/>
         </w:numPr>
-        <w:spacing w:after="32" w:line="224" w:lineRule="auto"/>
-        <w:ind w:left="200" w:hanging="200"/>
+        <w:spacing w:after="30" w:line="224" w:lineRule="auto"/>
+        <w:ind w:left="210" w:hanging="210"/>
       </w:pPr>
       <w:r>
         <w:rPr>
@@ -310,18 +357,18 @@
           <w:sz w:val="18"/>
           <w:szCs w:val="18"/>
         </w:rPr>
-        <w:t xml:space="preserve">Architected and implemented the full Dockerization of the platform, containerizing every service and managing images on AWS ECR — cutting environment setup from 2+ hours to under 5 minutes. Migrated application data and assets to S3, decoupling file storage from the server.</w:t>
-      </w:r>
-    </w:p>
-    <w:p>
-      <w:pPr>
-        <w:pStyle w:val="ListParagraph"/>
-        <w:numPr>
-          <w:ilvl w:val="0"/>
-          <w:numId w:val="1"/>
-        </w:numPr>
-        <w:spacing w:after="32" w:line="224" w:lineRule="auto"/>
-        <w:ind w:left="200" w:hanging="200"/>
+        <w:t xml:space="preserve">Architected and implemented the full Dockerization of the platform, containerizing every service and managing images on AWS ECR, which cut environment setup from 2+ hours to under 5 minutes. Migrated application data and assets to S3, decoupling file storage from the server.</w:t>
+      </w:r>
+    </w:p>
+    <w:p>
+      <w:pPr>
+        <w:pStyle w:val="ListParagraph"/>
+        <w:numPr>
+          <w:ilvl w:val="0"/>
+          <w:numId w:val="1"/>
+        </w:numPr>
+        <w:spacing w:after="30" w:line="224" w:lineRule="auto"/>
+        <w:ind w:left="210" w:hanging="210"/>
       </w:pPr>
       <w:r>
         <w:rPr>
@@ -341,55 +388,102 @@
           <w:sz w:val="18"/>
           <w:szCs w:val="18"/>
         </w:rPr>
-        <w:t xml:space="preserve">Built a fully automated pipeline (AWS CodePipeline, CodeBuild, Elastic Beanstalk), eliminating 100% of manual deploy steps and the incidents caused by them. Async processing with Celery + Redis/ElastiCache.</w:t>
-      </w:r>
-    </w:p>
-    <w:p>
-      <w:pPr>
-        <w:tabs>
-          <w:tab w:val="right" w:pos="9026"/>
-        </w:tabs>
-        <w:spacing w:after="16" w:before="86"/>
-      </w:pPr>
-      <w:r>
-        <w:rPr>
-          <w:rFonts w:ascii="Calibri" w:cs="Calibri" w:eastAsia="Calibri" w:hAnsi="Calibri"/>
-          <w:b/>
-          <w:bCs/>
-          <w:color w:val="1A1A1A"/>
-          <w:sz w:val="18"/>
-          <w:szCs w:val="18"/>
-        </w:rPr>
-        <w:t xml:space="preserve">Full-Stack Development Intern, Dataglass</w:t>
-      </w:r>
-      <w:r>
-        <w:rPr>
-          <w:rFonts w:ascii="Calibri" w:cs="Calibri" w:eastAsia="Calibri" w:hAnsi="Calibri"/>
-          <w:color w:val="1A1A1A"/>
-          <w:sz w:val="18"/>
-          <w:szCs w:val="18"/>
-        </w:rPr>
-        <w:t xml:space="preserve">	</w:t>
-      </w:r>
-      <w:r>
-        <w:rPr>
-          <w:rFonts w:ascii="Calibri" w:cs="Calibri" w:eastAsia="Calibri" w:hAnsi="Calibri"/>
-          <w:color w:val="4A4A55"/>
-          <w:sz w:val="18"/>
-          <w:szCs w:val="18"/>
-        </w:rPr>
-        <w:t xml:space="preserve">May 2023 – Dec 2023</w:t>
-      </w:r>
-    </w:p>
-    <w:p>
-      <w:pPr>
-        <w:pStyle w:val="ListParagraph"/>
-        <w:numPr>
-          <w:ilvl w:val="0"/>
-          <w:numId w:val="1"/>
-        </w:numPr>
-        <w:spacing w:after="32" w:line="224" w:lineRule="auto"/>
-        <w:ind w:left="200" w:hanging="200"/>
+        <w:t xml:space="preserve">Built a fully automated pipeline (AWS CodePipeline, CodeBuild, Elastic Beanstalk), eliminating 100% of manual deploy steps and the incidents caused by them. Async processing with Celery and Redis/ElastiCache.</w:t>
+      </w:r>
+    </w:p>
+    <w:tbl>
+      <w:tblPr>
+        <w:tblW w:type="dxa" w:w="10840"/>
+        <w:tblBorders>
+          <w:top w:val="none"/>
+          <w:left w:val="none"/>
+          <w:bottom w:val="none"/>
+          <w:right w:val="none"/>
+          <w:insideH w:val="single" w:color="auto" w:sz="4"/>
+          <w:insideV w:val="single" w:color="auto" w:sz="4"/>
+        </w:tblBorders>
+      </w:tblPr>
+      <w:tblGrid>
+        <w:gridCol w:w="8640"/>
+        <w:gridCol w:w="2200"/>
+      </w:tblGrid>
+      <w:tr>
+        <w:tc>
+          <w:tcPr>
+            <w:tcW w:type="dxa" w:w="8640"/>
+            <w:tcBorders>
+              <w:top w:val="none"/>
+              <w:left w:val="none"/>
+              <w:bottom w:val="none"/>
+              <w:right w:val="none"/>
+            </w:tcBorders>
+            <w:tcMar>
+              <w:top w:type="dxa" w:w="40"/>
+              <w:left w:type="dxa" w:w="0"/>
+              <w:bottom w:type="dxa" w:w="0"/>
+              <w:right w:type="dxa" w:w="0"/>
+            </w:tcMar>
+          </w:tcPr>
+          <w:p>
+            <w:pPr>
+              <w:spacing w:after="0" w:before="0"/>
+            </w:pPr>
+            <w:r>
+              <w:rPr>
+                <w:rFonts w:ascii="Calibri" w:cs="Calibri" w:eastAsia="Calibri" w:hAnsi="Calibri"/>
+                <w:b/>
+                <w:bCs/>
+                <w:color w:val="1A1A1A"/>
+                <w:sz w:val="18"/>
+                <w:szCs w:val="18"/>
+              </w:rPr>
+              <w:t xml:space="preserve">Full-Stack Development Intern, Dataglass</w:t>
+            </w:r>
+          </w:p>
+        </w:tc>
+        <w:tc>
+          <w:tcPr>
+            <w:tcW w:type="dxa" w:w="2200"/>
+            <w:tcBorders>
+              <w:top w:val="none"/>
+              <w:left w:val="none"/>
+              <w:bottom w:val="none"/>
+              <w:right w:val="none"/>
+            </w:tcBorders>
+            <w:tcMar>
+              <w:top w:type="dxa" w:w="40"/>
+              <w:left w:type="dxa" w:w="0"/>
+              <w:bottom w:type="dxa" w:w="0"/>
+              <w:right w:type="dxa" w:w="0"/>
+            </w:tcMar>
+          </w:tcPr>
+          <w:p>
+            <w:pPr>
+              <w:spacing w:after="0" w:before="0"/>
+              <w:jc w:val="right"/>
+            </w:pPr>
+            <w:r>
+              <w:rPr>
+                <w:rFonts w:ascii="Calibri" w:cs="Calibri" w:eastAsia="Calibri" w:hAnsi="Calibri"/>
+                <w:color w:val="4A4A55"/>
+                <w:sz w:val="17"/>
+                <w:szCs w:val="17"/>
+              </w:rPr>
+              <w:t xml:space="preserve">May 2023 - Dec 2023</w:t>
+            </w:r>
+          </w:p>
+        </w:tc>
+      </w:tr>
+    </w:tbl>
+    <w:p>
+      <w:pPr>
+        <w:pStyle w:val="ListParagraph"/>
+        <w:numPr>
+          <w:ilvl w:val="0"/>
+          <w:numId w:val="1"/>
+        </w:numPr>
+        <w:spacing w:after="30" w:line="224" w:lineRule="auto"/>
+        <w:ind w:left="210" w:hanging="210"/>
       </w:pPr>
       <w:r>
         <w:rPr>
@@ -401,124 +495,218 @@
         <w:t xml:space="preserve">Progressed from front-end (React) tasks to full-stack ownership of the core Django application, earning an early promotion within 7 months. Built and maintained data-analysis features used daily by healthcare clients.</w:t>
       </w:r>
     </w:p>
-    <w:p>
-      <w:pPr>
-        <w:tabs>
-          <w:tab w:val="right" w:pos="9026"/>
-        </w:tabs>
-        <w:spacing w:after="16" w:before="86"/>
-      </w:pPr>
-      <w:r>
-        <w:rPr>
-          <w:rFonts w:ascii="Calibri" w:cs="Calibri" w:eastAsia="Calibri" w:hAnsi="Calibri"/>
-          <w:b/>
-          <w:bCs/>
-          <w:color w:val="1A1A1A"/>
-          <w:sz w:val="18"/>
-          <w:szCs w:val="18"/>
-        </w:rPr>
-        <w:t xml:space="preserve">Software Developer · Architecture · Project Management — AGES, PUCRS</w:t>
-      </w:r>
-      <w:r>
-        <w:rPr>
-          <w:rFonts w:ascii="Calibri" w:cs="Calibri" w:eastAsia="Calibri" w:hAnsi="Calibri"/>
-          <w:color w:val="1A1A1A"/>
-          <w:sz w:val="18"/>
-          <w:szCs w:val="18"/>
-        </w:rPr>
-        <w:t xml:space="preserve">	</w:t>
-      </w:r>
-      <w:r>
-        <w:rPr>
-          <w:rFonts w:ascii="Calibri" w:cs="Calibri" w:eastAsia="Calibri" w:hAnsi="Calibri"/>
-          <w:color w:val="4A4A55"/>
-          <w:sz w:val="18"/>
-          <w:szCs w:val="18"/>
-        </w:rPr>
-        <w:t xml:space="preserve">2021 – 2025</w:t>
-      </w:r>
-    </w:p>
-    <w:p>
-      <w:pPr>
-        <w:pStyle w:val="ListParagraph"/>
-        <w:numPr>
-          <w:ilvl w:val="0"/>
-          <w:numId w:val="1"/>
-        </w:numPr>
-        <w:spacing w:after="32" w:line="224" w:lineRule="auto"/>
-        <w:ind w:left="200" w:hanging="200"/>
-      </w:pPr>
-      <w:r>
-        <w:rPr>
-          <w:rFonts w:ascii="Calibri" w:cs="Calibri" w:eastAsia="Calibri" w:hAnsi="Calibri"/>
-          <w:color w:val="1A1A1A"/>
-          <w:sz w:val="18"/>
-          <w:szCs w:val="18"/>
-        </w:rPr>
-        <w:t xml:space="preserve">Delivered software for real external clients contracting PUCRS's software engineering agency (AGES) across four consecutive year-long cycles — one delivery team per year, with versioned releases and client-facing demos.</w:t>
-      </w:r>
-    </w:p>
-    <w:p>
-      <w:pPr>
-        <w:pStyle w:val="ListParagraph"/>
-        <w:numPr>
-          <w:ilvl w:val="0"/>
-          <w:numId w:val="1"/>
-        </w:numPr>
-        <w:spacing w:after="32" w:line="224" w:lineRule="auto"/>
-        <w:ind w:left="200" w:hanging="200"/>
-      </w:pPr>
-      <w:r>
-        <w:rPr>
-          <w:rFonts w:ascii="Calibri" w:cs="Calibri" w:eastAsia="Calibri" w:hAnsi="Calibri"/>
-          <w:color w:val="1A1A1A"/>
-          <w:sz w:val="18"/>
-          <w:szCs w:val="18"/>
-        </w:rPr>
-        <w:t xml:space="preserve">Held a different role each cycle — hands-on development, technical architecture, and project management — in cross-functional teams running sprint cadence with mandatory code review.</w:t>
-      </w:r>
-    </w:p>
-    <w:p>
-      <w:pPr>
-        <w:tabs>
-          <w:tab w:val="right" w:pos="9026"/>
-        </w:tabs>
-        <w:spacing w:after="16" w:before="86"/>
-      </w:pPr>
-      <w:r>
-        <w:rPr>
-          <w:rFonts w:ascii="Calibri" w:cs="Calibri" w:eastAsia="Calibri" w:hAnsi="Calibri"/>
-          <w:b/>
-          <w:bCs/>
-          <w:color w:val="1A1A1A"/>
-          <w:sz w:val="18"/>
-          <w:szCs w:val="18"/>
-        </w:rPr>
-        <w:t xml:space="preserve">Community Analysis Intern, DELL Technologies / PUCRS</w:t>
-      </w:r>
-      <w:r>
-        <w:rPr>
-          <w:rFonts w:ascii="Calibri" w:cs="Calibri" w:eastAsia="Calibri" w:hAnsi="Calibri"/>
-          <w:color w:val="1A1A1A"/>
-          <w:sz w:val="18"/>
-          <w:szCs w:val="18"/>
-        </w:rPr>
-        <w:t xml:space="preserve">	</w:t>
-      </w:r>
-      <w:r>
-        <w:rPr>
-          <w:rFonts w:ascii="Calibri" w:cs="Calibri" w:eastAsia="Calibri" w:hAnsi="Calibri"/>
-          <w:color w:val="4A4A55"/>
-          <w:sz w:val="18"/>
-          <w:szCs w:val="18"/>
-        </w:rPr>
-        <w:t xml:space="preserve">Apr 2021 – May 2023</w:t>
-      </w:r>
-    </w:p>
-    <w:p>
-      <w:pPr>
-        <w:spacing w:after="45"/>
-        <w:ind w:left="200"/>
+    <w:tbl>
+      <w:tblPr>
+        <w:tblW w:type="dxa" w:w="10840"/>
+        <w:tblBorders>
+          <w:top w:val="none"/>
+          <w:left w:val="none"/>
+          <w:bottom w:val="none"/>
+          <w:right w:val="none"/>
+          <w:insideH w:val="single" w:color="auto" w:sz="4"/>
+          <w:insideV w:val="single" w:color="auto" w:sz="4"/>
+        </w:tblBorders>
+      </w:tblPr>
+      <w:tblGrid>
+        <w:gridCol w:w="8640"/>
+        <w:gridCol w:w="2200"/>
+      </w:tblGrid>
+      <w:tr>
+        <w:tc>
+          <w:tcPr>
+            <w:tcW w:type="dxa" w:w="8640"/>
+            <w:tcBorders>
+              <w:top w:val="none"/>
+              <w:left w:val="none"/>
+              <w:bottom w:val="none"/>
+              <w:right w:val="none"/>
+            </w:tcBorders>
+            <w:tcMar>
+              <w:top w:type="dxa" w:w="40"/>
+              <w:left w:type="dxa" w:w="0"/>
+              <w:bottom w:type="dxa" w:w="0"/>
+              <w:right w:type="dxa" w:w="0"/>
+            </w:tcMar>
+          </w:tcPr>
+          <w:p>
+            <w:pPr>
+              <w:spacing w:after="0" w:before="0"/>
+            </w:pPr>
+            <w:r>
+              <w:rPr>
+                <w:rFonts w:ascii="Calibri" w:cs="Calibri" w:eastAsia="Calibri" w:hAnsi="Calibri"/>
+                <w:b/>
+                <w:bCs/>
+                <w:color w:val="1A1A1A"/>
+                <w:sz w:val="18"/>
+                <w:szCs w:val="18"/>
+              </w:rPr>
+              <w:t xml:space="preserve">Software Developer, Architect and Project Manager, AGES (PUCRS)</w:t>
+            </w:r>
+          </w:p>
+        </w:tc>
+        <w:tc>
+          <w:tcPr>
+            <w:tcW w:type="dxa" w:w="2200"/>
+            <w:tcBorders>
+              <w:top w:val="none"/>
+              <w:left w:val="none"/>
+              <w:bottom w:val="none"/>
+              <w:right w:val="none"/>
+            </w:tcBorders>
+            <w:tcMar>
+              <w:top w:type="dxa" w:w="40"/>
+              <w:left w:type="dxa" w:w="0"/>
+              <w:bottom w:type="dxa" w:w="0"/>
+              <w:right w:type="dxa" w:w="0"/>
+            </w:tcMar>
+          </w:tcPr>
+          <w:p>
+            <w:pPr>
+              <w:spacing w:after="0" w:before="0"/>
+              <w:jc w:val="right"/>
+            </w:pPr>
+            <w:r>
+              <w:rPr>
+                <w:rFonts w:ascii="Calibri" w:cs="Calibri" w:eastAsia="Calibri" w:hAnsi="Calibri"/>
+                <w:color w:val="4A4A55"/>
+                <w:sz w:val="17"/>
+                <w:szCs w:val="17"/>
+              </w:rPr>
+              <w:t xml:space="preserve">2021 - 2025</w:t>
+            </w:r>
+          </w:p>
+        </w:tc>
+      </w:tr>
+    </w:tbl>
+    <w:p>
+      <w:pPr>
+        <w:pStyle w:val="ListParagraph"/>
+        <w:numPr>
+          <w:ilvl w:val="0"/>
+          <w:numId w:val="1"/>
+        </w:numPr>
+        <w:spacing w:after="30" w:line="224" w:lineRule="auto"/>
+        <w:ind w:left="210" w:hanging="210"/>
+      </w:pPr>
+      <w:r>
+        <w:rPr>
+          <w:rFonts w:ascii="Calibri" w:cs="Calibri" w:eastAsia="Calibri" w:hAnsi="Calibri"/>
+          <w:color w:val="1A1A1A"/>
+          <w:sz w:val="18"/>
+          <w:szCs w:val="18"/>
+        </w:rPr>
+        <w:t xml:space="preserve">Delivered software for real external clients contracting PUCRS's software engineering agency across four consecutive year-long cycles, one delivery team per year, with versioned releases and client-facing demos.</w:t>
+      </w:r>
+    </w:p>
+    <w:p>
+      <w:pPr>
+        <w:pStyle w:val="ListParagraph"/>
+        <w:numPr>
+          <w:ilvl w:val="0"/>
+          <w:numId w:val="1"/>
+        </w:numPr>
+        <w:spacing w:after="30" w:line="224" w:lineRule="auto"/>
+        <w:ind w:left="210" w:hanging="210"/>
+      </w:pPr>
+      <w:r>
+        <w:rPr>
+          <w:rFonts w:ascii="Calibri" w:cs="Calibri" w:eastAsia="Calibri" w:hAnsi="Calibri"/>
+          <w:color w:val="1A1A1A"/>
+          <w:sz w:val="18"/>
+          <w:szCs w:val="18"/>
+        </w:rPr>
+        <w:t xml:space="preserve">Held a different role each cycle: hands-on development, technical architecture and project management, in cross-functional teams running sprint cadence with mandatory code review.</w:t>
+      </w:r>
+    </w:p>
+    <w:tbl>
+      <w:tblPr>
+        <w:tblW w:type="dxa" w:w="10840"/>
+        <w:tblBorders>
+          <w:top w:val="none"/>
+          <w:left w:val="none"/>
+          <w:bottom w:val="none"/>
+          <w:right w:val="none"/>
+          <w:insideH w:val="single" w:color="auto" w:sz="4"/>
+          <w:insideV w:val="single" w:color="auto" w:sz="4"/>
+        </w:tblBorders>
+      </w:tblPr>
+      <w:tblGrid>
+        <w:gridCol w:w="8640"/>
+        <w:gridCol w:w="2200"/>
+      </w:tblGrid>
+      <w:tr>
+        <w:tc>
+          <w:tcPr>
+            <w:tcW w:type="dxa" w:w="8640"/>
+            <w:tcBorders>
+              <w:top w:val="none"/>
+              <w:left w:val="none"/>
+              <w:bottom w:val="none"/>
+              <w:right w:val="none"/>
+            </w:tcBorders>
+            <w:tcMar>
+              <w:top w:type="dxa" w:w="40"/>
+              <w:left w:type="dxa" w:w="0"/>
+              <w:bottom w:type="dxa" w:w="0"/>
+              <w:right w:type="dxa" w:w="0"/>
+            </w:tcMar>
+          </w:tcPr>
+          <w:p>
+            <w:pPr>
+              <w:spacing w:after="0" w:before="0"/>
+            </w:pPr>
+            <w:r>
+              <w:rPr>
+                <w:rFonts w:ascii="Calibri" w:cs="Calibri" w:eastAsia="Calibri" w:hAnsi="Calibri"/>
+                <w:b/>
+                <w:bCs/>
+                <w:color w:val="1A1A1A"/>
+                <w:sz w:val="18"/>
+                <w:szCs w:val="18"/>
+              </w:rPr>
+              <w:t xml:space="preserve">Community Analysis Intern, DELL Technologies / PUCRS</w:t>
+            </w:r>
+          </w:p>
+        </w:tc>
+        <w:tc>
+          <w:tcPr>
+            <w:tcW w:type="dxa" w:w="2200"/>
+            <w:tcBorders>
+              <w:top w:val="none"/>
+              <w:left w:val="none"/>
+              <w:bottom w:val="none"/>
+              <w:right w:val="none"/>
+            </w:tcBorders>
+            <w:tcMar>
+              <w:top w:type="dxa" w:w="40"/>
+              <w:left w:type="dxa" w:w="0"/>
+              <w:bottom w:type="dxa" w:w="0"/>
+              <w:right w:type="dxa" w:w="0"/>
+            </w:tcMar>
+          </w:tcPr>
+          <w:p>
+            <w:pPr>
+              <w:spacing w:after="0" w:before="0"/>
+              <w:jc w:val="right"/>
+            </w:pPr>
+            <w:r>
+              <w:rPr>
+                <w:rFonts w:ascii="Calibri" w:cs="Calibri" w:eastAsia="Calibri" w:hAnsi="Calibri"/>
+                <w:color w:val="4A4A55"/>
+                <w:sz w:val="17"/>
+                <w:szCs w:val="17"/>
+              </w:rPr>
+              <w:t xml:space="preserve">Apr 2021 - May 2023</w:t>
+            </w:r>
+          </w:p>
+        </w:tc>
+      </w:tr>
+    </w:tbl>
+    <w:p>
+      <w:pPr>
+        <w:spacing w:after="30" w:line="224" w:lineRule="auto"/>
+        <w:ind w:left="210"/>
       </w:pPr>
       <w:r>
         <w:rPr>
@@ -535,7 +723,7 @@
         <w:pBdr>
           <w:bottom w:val="single" w:color="5B4B8A" w:sz="8" w:space="3"/>
         </w:pBdr>
-        <w:spacing w:after="38" w:before="100"/>
+        <w:spacing w:after="46" w:before="110"/>
       </w:pPr>
       <w:r>
         <w:rPr>
@@ -552,7 +740,7 @@
     </w:p>
     <w:p>
       <w:pPr>
-        <w:spacing w:after="18" w:before="88"/>
+        <w:spacing w:after="10" w:before="64"/>
       </w:pPr>
       <w:r>
         <w:rPr>
@@ -568,18 +756,18 @@
       <w:r>
         <w:rPr>
           <w:rFonts w:ascii="Calibri" w:cs="Calibri" w:eastAsia="Calibri" w:hAnsi="Calibri"/>
+          <w:color w:val="6B6B78"/>
+          <w:sz w:val="18"/>
+          <w:szCs w:val="18"/>
+        </w:rPr>
+        <w:t xml:space="preserve">   |   </w:t>
+      </w:r>
+      <w:r>
+        <w:rPr>
+          <w:rFonts w:ascii="Calibri" w:cs="Calibri" w:eastAsia="Calibri" w:hAnsi="Calibri"/>
           <w:color w:val="4A4A55"/>
-          <w:sz w:val="18"/>
-          <w:szCs w:val="18"/>
-        </w:rPr>
-        <w:t xml:space="preserve">  —  </w:t>
-      </w:r>
-      <w:r>
-        <w:rPr>
-          <w:rFonts w:ascii="Calibri" w:cs="Calibri" w:eastAsia="Calibri" w:hAnsi="Calibri"/>
-          <w:color w:val="4A4A55"/>
-          <w:sz w:val="18"/>
-          <w:szCs w:val="18"/>
+          <w:sz w:val="17"/>
+          <w:szCs w:val="17"/>
         </w:rPr>
         <w:t xml:space="preserve">Go · SvelteKit · libSQL/Turso · SSE · OpenTelemetry · Docker</w:t>
       </w:r>
@@ -591,19 +779,19 @@
           <w:ilvl w:val="0"/>
           <w:numId w:val="1"/>
         </w:numPr>
-        <w:spacing w:after="32" w:line="224" w:lineRule="auto"/>
-        <w:ind w:left="200" w:hanging="200"/>
-      </w:pPr>
-      <w:r>
-        <w:rPr>
-          <w:rFonts w:ascii="Calibri" w:cs="Calibri" w:eastAsia="Calibri" w:hAnsi="Calibri"/>
-          <w:color w:val="1A1A1A"/>
-          <w:sz w:val="18"/>
-          <w:szCs w:val="18"/>
-        </w:rPr>
-        <w:t xml:space="preserve">Modular monolith in Go where domain packages never import each other — cross-domain access goes through ports and typed IDs. Real-time push over SSE, migrations embedded via go:embed, per-user data isolation, OTLP observability. Eight ADRs published: </w:t>
-      </w:r>
-      <w:hyperlink w:history="1" r:id="rId8sanuizjg0rhgeie1tbyh">
+        <w:spacing w:after="30" w:line="224" w:lineRule="auto"/>
+        <w:ind w:left="210" w:hanging="210"/>
+      </w:pPr>
+      <w:r>
+        <w:rPr>
+          <w:rFonts w:ascii="Calibri" w:cs="Calibri" w:eastAsia="Calibri" w:hAnsi="Calibri"/>
+          <w:color w:val="1A1A1A"/>
+          <w:sz w:val="18"/>
+          <w:szCs w:val="18"/>
+        </w:rPr>
+        <w:t xml:space="preserve">Modular monolith in Go where domain packages never import each other; cross-domain access goes through ports and typed IDs. Real-time push over SSE, migrations embedded via go:embed, per-user data isolation, OTLP observability. Eight ADRs published: </w:t>
+      </w:r>
+      <w:hyperlink w:history="1" r:id="rId0y6rd-_sir9kt3hql7zit">
         <w:r>
           <w:rPr>
             <w:rFonts w:ascii="Calibri" w:cs="Calibri" w:eastAsia="Calibri" w:hAnsi="Calibri"/>
@@ -618,7 +806,7 @@
     </w:p>
     <w:p>
       <w:pPr>
-        <w:spacing w:after="18" w:before="54"/>
+        <w:spacing w:after="10" w:before="64"/>
       </w:pPr>
       <w:r>
         <w:rPr>
@@ -634,126 +822,126 @@
       <w:r>
         <w:rPr>
           <w:rFonts w:ascii="Calibri" w:cs="Calibri" w:eastAsia="Calibri" w:hAnsi="Calibri"/>
+          <w:color w:val="6B6B78"/>
+          <w:sz w:val="18"/>
+          <w:szCs w:val="18"/>
+        </w:rPr>
+        <w:t xml:space="preserve">   |   </w:t>
+      </w:r>
+      <w:r>
+        <w:rPr>
+          <w:rFonts w:ascii="Calibri" w:cs="Calibri" w:eastAsia="Calibri" w:hAnsi="Calibri"/>
           <w:color w:val="4A4A55"/>
-          <w:sz w:val="18"/>
-          <w:szCs w:val="18"/>
-        </w:rPr>
-        <w:t xml:space="preserve">  —  </w:t>
+          <w:sz w:val="17"/>
+          <w:szCs w:val="17"/>
+        </w:rPr>
+        <w:t xml:space="preserve">FastAPI · LangGraph · Claude · Voyage AI · pgvector · Celery · Next.js · Terraform</w:t>
+      </w:r>
+    </w:p>
+    <w:p>
+      <w:pPr>
+        <w:pStyle w:val="ListParagraph"/>
+        <w:numPr>
+          <w:ilvl w:val="0"/>
+          <w:numId w:val="1"/>
+        </w:numPr>
+        <w:spacing w:after="30" w:line="224" w:lineRule="auto"/>
+        <w:ind w:left="210" w:hanging="210"/>
+      </w:pPr>
+      <w:r>
+        <w:rPr>
+          <w:rFonts w:ascii="Calibri" w:cs="Calibri" w:eastAsia="Calibri" w:hAnsi="Calibri"/>
+          <w:color w:val="1A1A1A"/>
+          <w:sz w:val="18"/>
+          <w:szCs w:val="18"/>
+        </w:rPr>
+        <w:t xml:space="preserve">Multi-tenant WhatsApp customer-service SaaS. A 6-node LangGraph state machine classifies intent, retrieves context via semantic search, books appointments through Google Calendar OAuth2 and escalates to a human on low confidence. Tenant isolation via PostgreSQL row-level security.</w:t>
+      </w:r>
+    </w:p>
+    <w:p>
+      <w:pPr>
+        <w:spacing w:after="10" w:before="64"/>
+      </w:pPr>
+      <w:r>
+        <w:rPr>
+          <w:rFonts w:ascii="Calibri" w:cs="Calibri" w:eastAsia="Calibri" w:hAnsi="Calibri"/>
+          <w:b/>
+          <w:bCs/>
+          <w:color w:val="1A1A1A"/>
+          <w:sz w:val="18"/>
+          <w:szCs w:val="18"/>
+        </w:rPr>
+        <w:t xml:space="preserve">Context</w:t>
+      </w:r>
+      <w:r>
+        <w:rPr>
+          <w:rFonts w:ascii="Calibri" w:cs="Calibri" w:eastAsia="Calibri" w:hAnsi="Calibri"/>
+          <w:color w:val="6B6B78"/>
+          <w:sz w:val="18"/>
+          <w:szCs w:val="18"/>
+        </w:rPr>
+        <w:t xml:space="preserve">   |   </w:t>
       </w:r>
       <w:r>
         <w:rPr>
           <w:rFonts w:ascii="Calibri" w:cs="Calibri" w:eastAsia="Calibri" w:hAnsi="Calibri"/>
           <w:color w:val="4A4A55"/>
-          <w:sz w:val="18"/>
-          <w:szCs w:val="18"/>
-        </w:rPr>
-        <w:t xml:space="preserve">FastAPI · LangGraph · Claude · Voyage AI · pgvector · Celery · Next.js · Terraform</w:t>
-      </w:r>
-    </w:p>
-    <w:p>
-      <w:pPr>
-        <w:pStyle w:val="ListParagraph"/>
-        <w:numPr>
-          <w:ilvl w:val="0"/>
-          <w:numId w:val="1"/>
-        </w:numPr>
-        <w:spacing w:after="32" w:line="224" w:lineRule="auto"/>
-        <w:ind w:left="200" w:hanging="200"/>
-      </w:pPr>
-      <w:r>
-        <w:rPr>
-          <w:rFonts w:ascii="Calibri" w:cs="Calibri" w:eastAsia="Calibri" w:hAnsi="Calibri"/>
-          <w:color w:val="1A1A1A"/>
-          <w:sz w:val="18"/>
-          <w:szCs w:val="18"/>
-        </w:rPr>
-        <w:t xml:space="preserve">Multi-tenant WhatsApp customer-service SaaS. A 6-node LangGraph state machine classifies intent, retrieves context via semantic search, books appointments through Google Calendar OAuth2 and escalates to a human on low confidence. Tenant isolation via PostgreSQL row-level security.</w:t>
-      </w:r>
-    </w:p>
-    <w:p>
-      <w:pPr>
-        <w:spacing w:after="18" w:before="54"/>
-      </w:pPr>
-      <w:r>
-        <w:rPr>
-          <w:rFonts w:ascii="Calibri" w:cs="Calibri" w:eastAsia="Calibri" w:hAnsi="Calibri"/>
-          <w:b/>
-          <w:bCs/>
-          <w:color w:val="1A1A1A"/>
-          <w:sz w:val="18"/>
-          <w:szCs w:val="18"/>
-        </w:rPr>
-        <w:t xml:space="preserve">Context</w:t>
+          <w:sz w:val="17"/>
+          <w:szCs w:val="17"/>
+        </w:rPr>
+        <w:t xml:space="preserve">FastAPI · Celery · pgvector · fastembed/ONNX · LangChain · Docker</w:t>
+      </w:r>
+    </w:p>
+    <w:p>
+      <w:pPr>
+        <w:pStyle w:val="ListParagraph"/>
+        <w:numPr>
+          <w:ilvl w:val="0"/>
+          <w:numId w:val="1"/>
+        </w:numPr>
+        <w:spacing w:after="30" w:line="224" w:lineRule="auto"/>
+        <w:ind w:left="210" w:hanging="210"/>
+      </w:pPr>
+      <w:r>
+        <w:rPr>
+          <w:rFonts w:ascii="Calibri" w:cs="Calibri" w:eastAsia="Calibri" w:hAnsi="Calibri"/>
+          <w:color w:val="1A1A1A"/>
+          <w:sz w:val="18"/>
+          <w:szCs w:val="18"/>
+        </w:rPr>
+        <w:t xml:space="preserve">End-to-end RAG pipeline over private documents: async ingestion, chunking, local ONNX embeddings into pgvector (HNSW), and hybrid retrieval fusing vector similarity with Portuguese full-text search through Reciprocal Rank Fusion.</w:t>
+      </w:r>
+    </w:p>
+    <w:p>
+      <w:pPr>
+        <w:spacing w:after="10" w:before="64"/>
+      </w:pPr>
+      <w:r>
+        <w:rPr>
+          <w:rFonts w:ascii="Calibri" w:cs="Calibri" w:eastAsia="Calibri" w:hAnsi="Calibri"/>
+          <w:b/>
+          <w:bCs/>
+          <w:color w:val="1A1A1A"/>
+          <w:sz w:val="18"/>
+          <w:szCs w:val="18"/>
+        </w:rPr>
+        <w:t xml:space="preserve">Devscope</w:t>
+      </w:r>
+      <w:r>
+        <w:rPr>
+          <w:rFonts w:ascii="Calibri" w:cs="Calibri" w:eastAsia="Calibri" w:hAnsi="Calibri"/>
+          <w:color w:val="6B6B78"/>
+          <w:sz w:val="18"/>
+          <w:szCs w:val="18"/>
+        </w:rPr>
+        <w:t xml:space="preserve">   |   </w:t>
       </w:r>
       <w:r>
         <w:rPr>
           <w:rFonts w:ascii="Calibri" w:cs="Calibri" w:eastAsia="Calibri" w:hAnsi="Calibri"/>
           <w:color w:val="4A4A55"/>
-          <w:sz w:val="18"/>
-          <w:szCs w:val="18"/>
-        </w:rPr>
-        <w:t xml:space="preserve">  —  </w:t>
-      </w:r>
-      <w:r>
-        <w:rPr>
-          <w:rFonts w:ascii="Calibri" w:cs="Calibri" w:eastAsia="Calibri" w:hAnsi="Calibri"/>
-          <w:color w:val="4A4A55"/>
-          <w:sz w:val="18"/>
-          <w:szCs w:val="18"/>
-        </w:rPr>
-        <w:t xml:space="preserve">FastAPI · Celery · pgvector · fastembed/ONNX · LangChain · Docker</w:t>
-      </w:r>
-    </w:p>
-    <w:p>
-      <w:pPr>
-        <w:pStyle w:val="ListParagraph"/>
-        <w:numPr>
-          <w:ilvl w:val="0"/>
-          <w:numId w:val="1"/>
-        </w:numPr>
-        <w:spacing w:after="32" w:line="224" w:lineRule="auto"/>
-        <w:ind w:left="200" w:hanging="200"/>
-      </w:pPr>
-      <w:r>
-        <w:rPr>
-          <w:rFonts w:ascii="Calibri" w:cs="Calibri" w:eastAsia="Calibri" w:hAnsi="Calibri"/>
-          <w:color w:val="1A1A1A"/>
-          <w:sz w:val="18"/>
-          <w:szCs w:val="18"/>
-        </w:rPr>
-        <w:t xml:space="preserve">End-to-end RAG pipeline over private documents: async ingestion, chunking, local ONNX embeddings into pgvector (HNSW), and hybrid retrieval fusing vector similarity with Portuguese full-text search through Reciprocal Rank Fusion.</w:t>
-      </w:r>
-    </w:p>
-    <w:p>
-      <w:pPr>
-        <w:spacing w:after="18" w:before="54"/>
-      </w:pPr>
-      <w:r>
-        <w:rPr>
-          <w:rFonts w:ascii="Calibri" w:cs="Calibri" w:eastAsia="Calibri" w:hAnsi="Calibri"/>
-          <w:b/>
-          <w:bCs/>
-          <w:color w:val="1A1A1A"/>
-          <w:sz w:val="18"/>
-          <w:szCs w:val="18"/>
-        </w:rPr>
-        <w:t xml:space="preserve">Devscope</w:t>
-      </w:r>
-      <w:r>
-        <w:rPr>
-          <w:rFonts w:ascii="Calibri" w:cs="Calibri" w:eastAsia="Calibri" w:hAnsi="Calibri"/>
-          <w:color w:val="4A4A55"/>
-          <w:sz w:val="18"/>
-          <w:szCs w:val="18"/>
-        </w:rPr>
-        <w:t xml:space="preserve">  —  </w:t>
-      </w:r>
-      <w:r>
-        <w:rPr>
-          <w:rFonts w:ascii="Calibri" w:cs="Calibri" w:eastAsia="Calibri" w:hAnsi="Calibri"/>
-          <w:color w:val="4A4A55"/>
-          <w:sz w:val="18"/>
-          <w:szCs w:val="18"/>
+          <w:sz w:val="17"/>
+          <w:szCs w:val="17"/>
         </w:rPr>
         <w:t xml:space="preserve">Python · FastMCP · Groq/Llama 3.1-70b · LangChain · Redis · Terraform</w:t>
       </w:r>
@@ -765,17 +953,17 @@
           <w:ilvl w:val="0"/>
           <w:numId w:val="1"/>
         </w:numPr>
-        <w:spacing w:after="32" w:line="224" w:lineRule="auto"/>
-        <w:ind w:left="200" w:hanging="200"/>
-      </w:pPr>
-      <w:r>
-        <w:rPr>
-          <w:rFonts w:ascii="Calibri" w:cs="Calibri" w:eastAsia="Calibri" w:hAnsi="Calibri"/>
-          <w:color w:val="1A1A1A"/>
-          <w:sz w:val="18"/>
-          <w:szCs w:val="18"/>
-        </w:rPr>
-        <w:t xml:space="preserve">Model Context Protocol server exposing GitHub profile-analysis tools to LLM clients over Streamable HTTP / JSON-RPC — four FastMCP tools with structured JSON output, Redis caching and a Lua atomic rate limiter.</w:t>
+        <w:spacing w:after="30" w:line="224" w:lineRule="auto"/>
+        <w:ind w:left="210" w:hanging="210"/>
+      </w:pPr>
+      <w:r>
+        <w:rPr>
+          <w:rFonts w:ascii="Calibri" w:cs="Calibri" w:eastAsia="Calibri" w:hAnsi="Calibri"/>
+          <w:color w:val="1A1A1A"/>
+          <w:sz w:val="18"/>
+          <w:szCs w:val="18"/>
+        </w:rPr>
+        <w:t xml:space="preserve">Model Context Protocol server exposing GitHub profile-analysis tools to LLM clients over Streamable HTTP and JSON-RPC. Four FastMCP tools with structured JSON output, Redis caching and a Lua atomic rate limiter.</w:t>
       </w:r>
     </w:p>
     <w:p>
@@ -783,7 +971,7 @@
         <w:pBdr>
           <w:bottom w:val="single" w:color="5B4B8A" w:sz="8" w:space="3"/>
         </w:pBdr>
-        <w:spacing w:after="38" w:before="100"/>
+        <w:spacing w:after="46" w:before="110"/>
       </w:pPr>
       <w:r>
         <w:rPr>
@@ -805,8 +993,8 @@
           <w:ilvl w:val="0"/>
           <w:numId w:val="1"/>
         </w:numPr>
-        <w:spacing w:after="28" w:line="224" w:lineRule="auto"/>
-        <w:ind w:left="200" w:hanging="200"/>
+        <w:spacing w:after="26" w:line="224" w:lineRule="auto"/>
+        <w:ind w:left="210" w:hanging="210"/>
       </w:pPr>
       <w:r>
         <w:rPr>
@@ -826,18 +1014,18 @@
           <w:sz w:val="18"/>
           <w:szCs w:val="18"/>
         </w:rPr>
-        <w:t xml:space="preserve">RAG, LangChain, LangGraph, MCP (Model Context Protocol), hybrid search &amp; Reciprocal Rank Fusion, pgvector (HNSW), embeddings (Voyage AI, fastembed/ONNX), Vertex AI, Gemini, Claude, Groq / Llama 3, Ollama, structured output via JSON Schema</w:t>
-      </w:r>
-    </w:p>
-    <w:p>
-      <w:pPr>
-        <w:pStyle w:val="ListParagraph"/>
-        <w:numPr>
-          <w:ilvl w:val="0"/>
-          <w:numId w:val="1"/>
-        </w:numPr>
-        <w:spacing w:after="28" w:line="224" w:lineRule="auto"/>
-        <w:ind w:left="200" w:hanging="200"/>
+        <w:t xml:space="preserve">RAG, LangChain, LangGraph, MCP (Model Context Protocol), hybrid search and Reciprocal Rank Fusion, pgvector (HNSW), embeddings (Voyage AI, fastembed/ONNX), Vertex AI, Gemini, Claude, Groq / Llama 3, Ollama, structured output via JSON Schema</w:t>
+      </w:r>
+    </w:p>
+    <w:p>
+      <w:pPr>
+        <w:pStyle w:val="ListParagraph"/>
+        <w:numPr>
+          <w:ilvl w:val="0"/>
+          <w:numId w:val="1"/>
+        </w:numPr>
+        <w:spacing w:after="26" w:line="224" w:lineRule="auto"/>
+        <w:ind w:left="210" w:hanging="210"/>
       </w:pPr>
       <w:r>
         <w:rPr>
@@ -867,8 +1055,8 @@
           <w:ilvl w:val="0"/>
           <w:numId w:val="1"/>
         </w:numPr>
-        <w:spacing w:after="28" w:line="224" w:lineRule="auto"/>
-        <w:ind w:left="200" w:hanging="200"/>
+        <w:spacing w:after="26" w:line="224" w:lineRule="auto"/>
+        <w:ind w:left="210" w:hanging="210"/>
       </w:pPr>
       <w:r>
         <w:rPr>
@@ -888,18 +1076,18 @@
           <w:sz w:val="18"/>
           <w:szCs w:val="18"/>
         </w:rPr>
-        <w:t xml:space="preserve">FastAPI, Django, Django REST Framework, Celery, Node.js, REST APIs, modular monolith &amp; hexagonal architecture, SSE</w:t>
-      </w:r>
-    </w:p>
-    <w:p>
-      <w:pPr>
-        <w:pStyle w:val="ListParagraph"/>
-        <w:numPr>
-          <w:ilvl w:val="0"/>
-          <w:numId w:val="1"/>
-        </w:numPr>
-        <w:spacing w:after="28" w:line="224" w:lineRule="auto"/>
-        <w:ind w:left="200" w:hanging="200"/>
+        <w:t xml:space="preserve">FastAPI, Django, Django REST Framework, Celery, Node.js, REST APIs, modular monolith and hexagonal architecture, SSE</w:t>
+      </w:r>
+    </w:p>
+    <w:p>
+      <w:pPr>
+        <w:pStyle w:val="ListParagraph"/>
+        <w:numPr>
+          <w:ilvl w:val="0"/>
+          <w:numId w:val="1"/>
+        </w:numPr>
+        <w:spacing w:after="26" w:line="224" w:lineRule="auto"/>
+        <w:ind w:left="210" w:hanging="210"/>
       </w:pPr>
       <w:r>
         <w:rPr>
@@ -929,8 +1117,8 @@
           <w:ilvl w:val="0"/>
           <w:numId w:val="1"/>
         </w:numPr>
-        <w:spacing w:after="28" w:line="224" w:lineRule="auto"/>
-        <w:ind w:left="200" w:hanging="200"/>
+        <w:spacing w:after="26" w:line="224" w:lineRule="auto"/>
+        <w:ind w:left="210" w:hanging="210"/>
       </w:pPr>
       <w:r>
         <w:rPr>
@@ -960,8 +1148,8 @@
           <w:ilvl w:val="0"/>
           <w:numId w:val="1"/>
         </w:numPr>
-        <w:spacing w:after="28" w:line="224" w:lineRule="auto"/>
-        <w:ind w:left="200" w:hanging="200"/>
+        <w:spacing w:after="26" w:line="224" w:lineRule="auto"/>
+        <w:ind w:left="210" w:hanging="210"/>
       </w:pPr>
       <w:r>
         <w:rPr>
@@ -991,8 +1179,8 @@
           <w:ilvl w:val="0"/>
           <w:numId w:val="1"/>
         </w:numPr>
-        <w:spacing w:after="28" w:line="224" w:lineRule="auto"/>
-        <w:ind w:left="200" w:hanging="200"/>
+        <w:spacing w:after="26" w:line="224" w:lineRule="auto"/>
+        <w:ind w:left="210" w:hanging="210"/>
       </w:pPr>
       <w:r>
         <w:rPr>
@@ -1022,8 +1210,8 @@
           <w:ilvl w:val="0"/>
           <w:numId w:val="1"/>
         </w:numPr>
-        <w:spacing w:after="28" w:line="224" w:lineRule="auto"/>
-        <w:ind w:left="200" w:hanging="200"/>
+        <w:spacing w:after="26" w:line="224" w:lineRule="auto"/>
+        <w:ind w:left="210" w:hanging="210"/>
       </w:pPr>
       <w:r>
         <w:rPr>
@@ -1051,7 +1239,7 @@
         <w:pBdr>
           <w:bottom w:val="single" w:color="5B4B8A" w:sz="8" w:space="3"/>
         </w:pBdr>
-        <w:spacing w:after="38" w:before="100"/>
+        <w:spacing w:after="46" w:before="110"/>
       </w:pPr>
       <w:r>
         <w:rPr>
@@ -1066,46 +1254,102 @@
         <w:t xml:space="preserve">EDUCATION</w:t>
       </w:r>
     </w:p>
-    <w:p>
-      <w:pPr>
-        <w:tabs>
-          <w:tab w:val="right" w:pos="9026"/>
-        </w:tabs>
-        <w:spacing w:after="0" w:before="40"/>
-      </w:pPr>
-      <w:r>
-        <w:rPr>
-          <w:rFonts w:ascii="Calibri" w:cs="Calibri" w:eastAsia="Calibri" w:hAnsi="Calibri"/>
-          <w:b/>
-          <w:bCs/>
-          <w:color w:val="1A1A1A"/>
-          <w:sz w:val="18"/>
-          <w:szCs w:val="18"/>
-        </w:rPr>
-        <w:t xml:space="preserve">B.Sc. in Software Engineering — PUCRS, Porto Alegre, Brazil</w:t>
-      </w:r>
-      <w:r>
-        <w:rPr>
-          <w:rFonts w:ascii="Calibri" w:cs="Calibri" w:eastAsia="Calibri" w:hAnsi="Calibri"/>
-          <w:color w:val="1A1A1A"/>
-          <w:sz w:val="18"/>
-          <w:szCs w:val="18"/>
-        </w:rPr>
-        <w:t xml:space="preserve">	</w:t>
-      </w:r>
-      <w:r>
-        <w:rPr>
-          <w:rFonts w:ascii="Calibri" w:cs="Calibri" w:eastAsia="Calibri" w:hAnsi="Calibri"/>
-          <w:color w:val="4A4A55"/>
-          <w:sz w:val="17"/>
-          <w:szCs w:val="17"/>
-        </w:rPr>
-        <w:t xml:space="preserve">Jan 2021 – Jun 2025</w:t>
-      </w:r>
-    </w:p>
+    <w:tbl>
+      <w:tblPr>
+        <w:tblW w:type="dxa" w:w="10840"/>
+        <w:tblBorders>
+          <w:top w:val="none"/>
+          <w:left w:val="none"/>
+          <w:bottom w:val="none"/>
+          <w:right w:val="none"/>
+          <w:insideH w:val="single" w:color="auto" w:sz="4"/>
+          <w:insideV w:val="single" w:color="auto" w:sz="4"/>
+        </w:tblBorders>
+      </w:tblPr>
+      <w:tblGrid>
+        <w:gridCol w:w="8640"/>
+        <w:gridCol w:w="2200"/>
+      </w:tblGrid>
+      <w:tr>
+        <w:tc>
+          <w:tcPr>
+            <w:tcW w:type="dxa" w:w="8640"/>
+            <w:tcBorders>
+              <w:top w:val="none"/>
+              <w:left w:val="none"/>
+              <w:bottom w:val="none"/>
+              <w:right w:val="none"/>
+            </w:tcBorders>
+            <w:tcMar>
+              <w:top w:type="dxa" w:w="40"/>
+              <w:left w:type="dxa" w:w="0"/>
+              <w:bottom w:type="dxa" w:w="0"/>
+              <w:right w:type="dxa" w:w="0"/>
+            </w:tcMar>
+          </w:tcPr>
+          <w:p>
+            <w:pPr>
+              <w:spacing w:after="0" w:before="0"/>
+            </w:pPr>
+            <w:r>
+              <w:rPr>
+                <w:rFonts w:ascii="Calibri" w:cs="Calibri" w:eastAsia="Calibri" w:hAnsi="Calibri"/>
+                <w:b/>
+                <w:bCs/>
+                <w:color w:val="1A1A1A"/>
+                <w:sz w:val="18"/>
+                <w:szCs w:val="18"/>
+              </w:rPr>
+              <w:t xml:space="preserve">B.Sc. in Software Engineering</w:t>
+            </w:r>
+            <w:r>
+              <w:rPr>
+                <w:rFonts w:ascii="Calibri" w:cs="Calibri" w:eastAsia="Calibri" w:hAnsi="Calibri"/>
+                <w:color w:val="1A1A1A"/>
+                <w:sz w:val="18"/>
+                <w:szCs w:val="18"/>
+              </w:rPr>
+              <w:t xml:space="preserve">, PUCRS, Porto Alegre, Brazil</w:t>
+            </w:r>
+          </w:p>
+        </w:tc>
+        <w:tc>
+          <w:tcPr>
+            <w:tcW w:type="dxa" w:w="2200"/>
+            <w:tcBorders>
+              <w:top w:val="none"/>
+              <w:left w:val="none"/>
+              <w:bottom w:val="none"/>
+              <w:right w:val="none"/>
+            </w:tcBorders>
+            <w:tcMar>
+              <w:top w:type="dxa" w:w="40"/>
+              <w:left w:type="dxa" w:w="0"/>
+              <w:bottom w:type="dxa" w:w="0"/>
+              <w:right w:type="dxa" w:w="0"/>
+            </w:tcMar>
+          </w:tcPr>
+          <w:p>
+            <w:pPr>
+              <w:spacing w:after="0" w:before="0"/>
+              <w:jc w:val="right"/>
+            </w:pPr>
+            <w:r>
+              <w:rPr>
+                <w:rFonts w:ascii="Calibri" w:cs="Calibri" w:eastAsia="Calibri" w:hAnsi="Calibri"/>
+                <w:color w:val="4A4A55"/>
+                <w:sz w:val="17"/>
+                <w:szCs w:val="17"/>
+              </w:rPr>
+              <w:t xml:space="preserve">Jan 2021 - Jun 2025</w:t>
+            </w:r>
+          </w:p>
+        </w:tc>
+      </w:tr>
+    </w:tbl>
     <w:sectPr>
       <w:pgSz w:w="12240" w:h="15840" w:orient="portrait"/>
-      <w:pgMar w:top="500" w:right="700" w:bottom="400" w:left="700" w:header="708" w:footer="708" w:gutter="0"/>
+      <w:pgMar w:top="460" w:right="700" w:bottom="340" w:left="700" w:header="708" w:footer="708" w:gutter="0"/>
       <w:pgNumType/>
       <w:docGrid w:linePitch="360"/>
     </w:sectPr>
@@ -1285,7 +1529,7 @@
       <w:lvlText w:val="•"/>
       <w:lvlJc w:val="left"/>
       <w:pPr>
-        <w:ind w:left="200" w:hanging="200"/>
+        <w:ind w:left="210" w:hanging="210"/>
       </w:pPr>
     </w:lvl>
   </w:abstractNum>
